--- a/dist/Luca_Tomei_CV_EN.docx
+++ b/dist/Luca_Tomei_CV_EN.docx
@@ -385,7 +385,7 @@
           <w:i w:val="0"/>
           <w:sz w:val="21"/>
         </w:rPr>
-        <w:t>Define development strategy and best practices, driving the adoption of microservices, Azure DevOps CI/CD pipelines and Docker-based deployments</w:t>
+        <w:t>Define development strategy and best practices: microservices, Azure DevOps CI/CD pipelines, Docker-based deployments</w:t>
       </w:r>
     </w:p>
     <w:p>
@@ -734,6 +734,34 @@
           <w:i w:val="0"/>
           <w:sz w:val="21"/>
         </w:rPr>
+        <w:t>Software Developer Intern – OBDA Systems, Rome – UI/UX and new features on the web front end (React, REST)</w:t>
+      </w:r>
+      <w:r>
+        <w:rPr>
+          <w:rFonts w:ascii="Calibri" w:hAnsi="Calibri"/>
+          <w:b w:val="0"/>
+          <w:i w:val="0"/>
+          <w:color w:val="5B6470"/>
+          <w:sz w:val="21"/>
+        </w:rPr>
+        <w:tab/>
+        <w:t>July 2018 – September 2018</w:t>
+      </w:r>
+    </w:p>
+    <w:p>
+      <w:pPr>
+        <w:tabs>
+          <w:tab w:pos="10092" w:val="right"/>
+        </w:tabs>
+        <w:spacing w:before="80" w:after="0"/>
+      </w:pPr>
+      <w:r>
+        <w:rPr>
+          <w:rFonts w:ascii="Calibri" w:hAnsi="Calibri"/>
+          <w:b/>
+          <w:i w:val="0"/>
+          <w:sz w:val="21"/>
+        </w:rPr>
         <w:t>Home Automation and IT Technician (freelance)</w:t>
       </w:r>
       <w:r>
@@ -775,7 +803,7 @@
           <w:i w:val="0"/>
           <w:sz w:val="21"/>
         </w:rPr>
-        <w:t>Installed and maintained home automation and control systems for private homes and commercial spaces; built databases for business data management and provided technical consulting</w:t>
+        <w:t>Home automation and control systems for homes and shops; databases for business data management; technical consulting</w:t>
       </w:r>
     </w:p>
     <w:p>
@@ -1000,7 +1028,7 @@
           <w:i w:val="0"/>
           <w:sz w:val="21"/>
         </w:rPr>
-        <w:t>Working prototype coupling an electric scooter to a wheelchair: CAD-designed, 3D-printed bracket and reverse-engineered firmware with acceleration and braking tuned for the new load (MSc thesis) (Python, firmware, Autodesk Fusion 360, 3D printing)</w:t>
+        <w:t>Prototype coupling an electric scooter to a wheelchair: 3D-printed CAD bracket and reverse-engineered firmware with acceleration and braking tuned for the new load (MSc thesis) (Python, firmware, Fusion 360, 3D printing)</w:t>
       </w:r>
     </w:p>
     <w:p>
@@ -1043,7 +1071,7 @@
           <w:i w:val="0"/>
           <w:sz w:val="21"/>
         </w:rPr>
-        <w:t>Invite-only multi-user bot automating the booking portal of the Bambino Gesù children's hospital: search by treatment or doctor, availability monitoring with notification or auto-booking; separate bot and worker processes, idempotent booking protocol, admin panel (Python, aiogram, SQLAlchemy, MySQL, Docker)</w:t>
+        <w:t>Invite-only multi-user bot automating the Bambino Gesù children's hospital booking portal: availability monitoring with notification or auto-booking, separate bot and worker processes, idempotent booking protocol, admin panel (Python, aiogram, SQLAlchemy, MySQL, Docker)</w:t>
       </w:r>
     </w:p>
     <w:p>
@@ -1129,7 +1157,7 @@
           <w:i w:val="0"/>
           <w:sz w:val="21"/>
         </w:rPr>
-        <w:t>Self-hosted bot transcribing voice messages and audio files locally with Whisper models; optional text cleanup via any OpenAI-compatible endpoint, whitelist and admin roles, no audio persistence; Docker Compose deployment from CI-built images (Python, Faster-Whisper, ffmpeg, SQLAlchemy, Docker, GitHub Actions, GHCR)</w:t>
+        <w:t>Self-hosted bot transcribing voice messages and audio locally with Whisper models; optional text cleanup via OpenAI-compatible endpoints, whitelist and admin roles, no audio persistence, Docker Compose deployment from CI-built images (Python, Faster-Whisper, ffmpeg, SQLAlchemy, Docker, GitHub Actions)</w:t>
       </w:r>
     </w:p>
     <w:p>
@@ -1172,7 +1200,7 @@
           <w:i w:val="0"/>
           <w:sz w:val="21"/>
         </w:rPr>
-        <w:t>Bot used by about 35 people to poll the Lazio regional health service every five minutes: real-time notifications, date filters, hospital blacklist, direct or automatic booking of the first free slot, PDF confirmations; CI and container images on every release (Python, Telegram Bot API, REST, Docker, GitHub Actions, GHCR)</w:t>
+        <w:t>Bot used by about 35 people to poll the Lazio regional health service every five minutes: real-time notifications, filters, direct or automatic booking of the first free slot, PDF confirmations, CI and container images on every release (Python, Telegram Bot API, REST, Docker, GitHub Actions)</w:t>
       </w:r>
     </w:p>
     <w:p>
@@ -1258,7 +1286,7 @@
           <w:i w:val="0"/>
           <w:sz w:val="21"/>
         </w:rPr>
-        <w:t>Native macOS app extracting embedded files from Word, Excel and PowerPoint documents: dependency-free ZIP, OLE2/Compound File and EMF parsers written from scratch, universal binary, automated DMG releases (Swift, SwiftUI, macOS, GitHub Actions)</w:t>
+        <w:t>Native macOS app extracting embedded files from Office documents: dependency-free ZIP, OLE2/Compound File and EMF parsers written from scratch, universal binary, automated DMG releases (Swift, SwiftUI, GitHub Actions)</w:t>
       </w:r>
     </w:p>
     <w:p>
@@ -1344,7 +1372,7 @@
           <w:i w:val="0"/>
           <w:sz w:val="21"/>
         </w:rPr>
-        <w:t>MAXG30CFW – Ninebot Max G30 firmware builder (Python, reverse engineering) · telegram-ha-monitor – multi-server monitoring bot with leader election and RBAC · Esp32-Cam-PIR-Telegram – motion-triggered camera controlled via Telegram (C++) · Hoodie (iOS) and Terminal Watch Face (watchOS) in Swift · LightTextEditor (C) · GL.iNet VPN Switcher (OpenWrt)</w:t>
+        <w:t>MAXG30CFW – Ninebot Max G30 firmware builder (Python, reverse engineering) · telegram-ha-monitor – multi-server monitoring bot with leader election and RBAC · Esp32-Cam-PIR-Telegram – motion-triggered camera controlled via Telegram (C++) · Hoodie (iOS) and Terminal Watch Face (watchOS) in Swift · LightTextEditor (C) · ColliGO – queue-management Telegram bot for shops during COVID-19 (freelance, 2020)</w:t>
       </w:r>
     </w:p>
     <w:p>
@@ -1400,7 +1428,30 @@
           <w:i w:val="0"/>
           <w:sz w:val="20"/>
         </w:rPr>
-        <w:t>Software Architecture Fundamentals; Artificial Intelligence Fundamentals: Machine Learning</w:t>
+        <w:t>Academy Accreditation – Databricks Fundamentals (2025); Databricks Lakehouse Fundamentals (2022)</w:t>
+      </w:r>
+      <w:r>
+        <w:rPr>
+          <w:rFonts w:ascii="Calibri" w:hAnsi="Calibri"/>
+          <w:b w:val="0"/>
+          <w:i w:val="0"/>
+          <w:sz w:val="20"/>
+        </w:rPr>
+        <w:t xml:space="preserve"> – Databricks</w:t>
+      </w:r>
+    </w:p>
+    <w:p>
+      <w:pPr>
+        <w:spacing w:before="0" w:after="20"/>
+      </w:pPr>
+      <w:r>
+        <w:rPr>
+          <w:rFonts w:ascii="Calibri" w:hAnsi="Calibri"/>
+          <w:b/>
+          <w:i w:val="0"/>
+          <w:sz w:val="20"/>
+        </w:rPr>
+        <w:t>Software Architecture Fundamentals; Artificial Intelligence Fundamentals: Machine Learning; Cloud Computing: Core Concepts</w:t>
       </w:r>
       <w:r>
         <w:rPr>
@@ -1423,7 +1474,7 @@
           <w:i w:val="0"/>
           <w:sz w:val="20"/>
         </w:rPr>
-        <w:t>Introducing Semantic Kernel: Building AI-Based Apps</w:t>
+        <w:t>Introducing Semantic Kernel: Building AI-Based Apps; Agile Software Development; DevSecOps; APIs and Web Services; Test Automation; Behavior-Driven Development; Project Management Foundations; Cybersecurity Threat Landscape; Data Engineering; Generative AI and Prompt Engineering</w:t>
       </w:r>
       <w:r>
         <w:rPr>
@@ -1469,7 +1520,7 @@
           <w:i w:val="0"/>
           <w:sz w:val="20"/>
         </w:rPr>
-        <w:t>Academy Accreditation – Databricks Lakehouse Fundamentals</w:t>
+        <w:t>Foundations of Project Management; Foundations of User Experience (UX) Design</w:t>
       </w:r>
       <w:r>
         <w:rPr>
@@ -1478,7 +1529,7 @@
           <w:i w:val="0"/>
           <w:sz w:val="20"/>
         </w:rPr>
-        <w:t xml:space="preserve"> – Databricks, 2022</w:t>
+        <w:t xml:space="preserve"> – Google, Coursera, 2022</w:t>
       </w:r>
     </w:p>
     <w:p>
@@ -1515,7 +1566,7 @@
           <w:i w:val="0"/>
           <w:sz w:val="20"/>
         </w:rPr>
-        <w:t>Foundations of User Experience (UX) Design (2022); Crash Course on Python (2021)</w:t>
+        <w:t>Crash Course on Python; Using Python to Interact with the Operating System (Google); Divide and Conquer, Sorting and Searching, and Randomized Algorithms (Stanford)</w:t>
       </w:r>
       <w:r>
         <w:rPr>
@@ -1524,7 +1575,7 @@
           <w:i w:val="0"/>
           <w:sz w:val="20"/>
         </w:rPr>
-        <w:t xml:space="preserve"> – Google, Coursera</w:t>
+        <w:t xml:space="preserve"> – Coursera</w:t>
       </w:r>
     </w:p>
     <w:p>

--- a/dist/Luca_Tomei_CV_EN.docx
+++ b/dist/Luca_Tomei_CV_EN.docx
@@ -44,7 +44,7 @@
           <w:color w:val="5B6470"/>
           <w:sz w:val="20"/>
         </w:rPr>
-        <w:t>Rome, Italy · +39 350 561 3338 · luca.tom1995@gmail.com</w:t>
+        <w:t>Rome, Italy +39 350 561 3338 luca.tom1995@gmail.com</w:t>
       </w:r>
     </w:p>
     <w:p>
@@ -59,7 +59,7 @@
           <w:color w:val="5B6470"/>
           <w:sz w:val="20"/>
         </w:rPr>
-        <w:t>lucasmac.xyz · linkedin.com/in/tomeiluca · github.com/LucaTomei</w:t>
+        <w:t>lucasmac.xyz linkedin.com/in/tomeiluca github.com/LucaTomei</w:t>
       </w:r>
     </w:p>
     <w:p>
@@ -97,7 +97,21 @@
           <w:i w:val="0"/>
           <w:sz w:val="21"/>
         </w:rPr>
-        <w:t>Software Engineer (MSc Engineering in Computer Science, Sapienza University of Rome) working on enterprise systems since 2021: full-stack development with .NET 8, Angular and SQL Server, ERP integration on Infor M3 (on-premise and cloud) through ION, MEC and ESB middleware, microservices, REST APIs and low-code delivery on OutSystems. Currently IT Development Advisor at Yokohama TWS, hands-on in a 4-person IT team: development standards, CI/CD and containerisation strategy, about 15 integration flows with 3PL partners and technical oversight of outsourced developments. End-to-end ownership, from requirements analysis to deployment and support; open-source automation, embedded and NFC projects outside work.</w:t>
+        <w:t>Software Engineer (MSc Engineering in Computer Science, Sapienza University of Rome) building enterprise systems since 2021: full-stack development with .NET 8, Angular and SQL Server, Infor M3 ERP integration (on-premise and cloud) through ION, MEC and ESB, microservices, REST APIs and low-code delivery on OutSystems.</w:t>
+      </w:r>
+    </w:p>
+    <w:p>
+      <w:pPr>
+        <w:spacing w:before="0" w:after="40"/>
+      </w:pPr>
+      <w:r>
+        <w:rPr>
+          <w:rFonts w:ascii="Calibri" w:hAnsi="Calibri"/>
+          <w:b w:val="0"/>
+          <w:i w:val="0"/>
+          <w:sz w:val="21"/>
+        </w:rPr>
+        <w:t>IT Development Advisor at Yokohama TWS, hands-on in a 4-person IT team: development standards, CI/CD and containerisation strategy, about 15 integration flows with 3PL partners, technical oversight of outsourced work. End-to-end ownership from requirements to deployment and support. Cybersecurity enthusiast: firmware reverse engineering, NFC/RFID research on Flipper Zero, hardened self-hosted infrastructure.</w:t>
       </w:r>
     </w:p>
     <w:p>
@@ -275,7 +289,7 @@
           <w:color w:val="1F3A5F"/>
           <w:sz w:val="21"/>
         </w:rPr>
-        <w:t xml:space="preserve">IoT &amp; Embedded: </w:t>
+        <w:t xml:space="preserve">Embedded &amp; Security: </w:t>
       </w:r>
       <w:r>
         <w:rPr>
@@ -284,7 +298,7 @@
           <w:i w:val="0"/>
           <w:sz w:val="21"/>
         </w:rPr>
-        <w:t>ESP32, MQTT, NFC, Flipper Zero, Home Assistant, Node-RED, firmware reverse engineering</w:t>
+        <w:t>Firmware reverse engineering, NFC/RFID (MIFARE Classic), Flipper Zero, ESP32, MQTT, Home Assistant, Node-RED, network and VPN configuration</w:t>
       </w:r>
     </w:p>
     <w:p>
@@ -309,6 +323,30 @@
           <w:sz w:val="21"/>
         </w:rPr>
         <w:t>Autodesk Fusion 360, AutoCAD, 3D printing</w:t>
+      </w:r>
+    </w:p>
+    <w:p>
+      <w:pPr>
+        <w:spacing w:before="0" w:after="20"/>
+      </w:pPr>
+      <w:r>
+        <w:rPr>
+          <w:rFonts w:ascii="Calibri" w:hAnsi="Calibri"/>
+          <w:b/>
+          <w:i w:val="0"/>
+          <w:color w:val="1F3A5F"/>
+          <w:sz w:val="21"/>
+        </w:rPr>
+        <w:t xml:space="preserve">Ways of working: </w:t>
+      </w:r>
+      <w:r>
+        <w:rPr>
+          <w:rFonts w:ascii="Calibri" w:hAnsi="Calibri"/>
+          <w:b w:val="0"/>
+          <w:i w:val="0"/>
+          <w:sz w:val="21"/>
+        </w:rPr>
+        <w:t>Agile, code review, requirements analysis, technical documentation, cross-functional collaboration, problem solving, mentoring</w:t>
       </w:r>
     </w:p>
     <w:p>
@@ -400,7 +438,7 @@
           <w:i w:val="0"/>
           <w:sz w:val="21"/>
         </w:rPr>
-        <w:t>Hands-on developer in a 4-person IT team (one manager, three advisors), owning code quality and performance on .NET 8, Angular and SQL Server</w:t>
+        <w:t>Develop hands-on within a 4-person IT team (one manager, three advisors), owning code quality and performance on .NET 8, Angular and SQL Server</w:t>
       </w:r>
     </w:p>
     <w:p>
@@ -803,7 +841,7 @@
           <w:i w:val="0"/>
           <w:sz w:val="21"/>
         </w:rPr>
-        <w:t>Home automation and control systems for homes and shops; databases for business data management; technical consulting</w:t>
+        <w:t>Installed home automation and control systems for homes and shops; built databases for business data management; provided technical consulting</w:t>
       </w:r>
     </w:p>
     <w:p>
@@ -938,7 +976,7 @@
           <w:i w:val="0"/>
           <w:sz w:val="21"/>
         </w:rPr>
-        <w:t>Thesis: Mapping Management of an Ontology-based Data Access System – Java/React web app for ontology mapping and querying</w:t>
+        <w:t>Thesis: Mapping Management of an Ontology-based Data Access System (Java, React)</w:t>
       </w:r>
     </w:p>
     <w:p>
@@ -1028,7 +1066,7 @@
           <w:i w:val="0"/>
           <w:sz w:val="21"/>
         </w:rPr>
-        <w:t>Prototype coupling an electric scooter to a wheelchair: 3D-printed CAD bracket and reverse-engineered firmware with acceleration and braking tuned for the new load (MSc thesis) (Python, firmware, Fusion 360, 3D printing)</w:t>
+        <w:t>Built a working prototype coupling an electric scooter to a wheelchair: 3D-printed CAD bracket and reverse-engineered firmware with acceleration and braking tuned for the new load (MSc thesis) (Python, firmware, Fusion 360, 3D printing)</w:t>
       </w:r>
     </w:p>
     <w:p>
@@ -1071,7 +1109,7 @@
           <w:i w:val="0"/>
           <w:sz w:val="21"/>
         </w:rPr>
-        <w:t>Invite-only multi-user bot automating the Bambino Gesù children's hospital booking portal: availability monitoring with notification or auto-booking, separate bot and worker processes, idempotent booking protocol, admin panel (Python, aiogram, SQLAlchemy, MySQL, Docker)</w:t>
+        <w:t>Built an invite-only multi-user bot automating the Bambino Gesù children's hospital booking portal: availability monitoring with notification or auto-booking, separate bot and worker processes, idempotent booking protocol, admin panel (Python, aiogram, SQLAlchemy, MySQL, Docker)</w:t>
       </w:r>
     </w:p>
     <w:p>
@@ -1114,7 +1152,7 @@
           <w:i w:val="0"/>
           <w:sz w:val="21"/>
         </w:rPr>
-        <w:t>Flipper Zero app to read, write, emulate and verify NFC data on Xiaomi Mi Band devices: automatic backups, sector-level progress, hex diff viewer, persistent settings and exportable logs (C, Flipper Zero, NFC, MIFARE Classic)</w:t>
+        <w:t>Developed a Flipper Zero app that reads, writes, emulates and verifies NFC data on Xiaomi Mi Band devices: automatic backups, sector-level progress, hex diff viewer, persistent settings and exportable logs (C, Flipper Zero, NFC, MIFARE Classic)</w:t>
       </w:r>
     </w:p>
     <w:p>
@@ -1157,7 +1195,7 @@
           <w:i w:val="0"/>
           <w:sz w:val="21"/>
         </w:rPr>
-        <w:t>Self-hosted bot transcribing voice messages and audio locally with Whisper models; optional text cleanup via OpenAI-compatible endpoints, whitelist and admin roles, no audio persistence, Docker Compose deployment from CI-built images (Python, Faster-Whisper, ffmpeg, SQLAlchemy, Docker, GitHub Actions)</w:t>
+        <w:t>Built a self-hosted bot transcribing voice messages and audio locally with Whisper models; optional text cleanup via OpenAI-compatible endpoints, whitelist and admin roles, no audio persistence, Docker Compose deployment from CI-built images (Python, Faster-Whisper, ffmpeg, SQLAlchemy, Docker, GitHub Actions)</w:t>
       </w:r>
     </w:p>
     <w:p>
@@ -1200,7 +1238,7 @@
           <w:i w:val="0"/>
           <w:sz w:val="21"/>
         </w:rPr>
-        <w:t>Bot used by about 35 people to poll the Lazio regional health service every five minutes: real-time notifications, filters, direct or automatic booking of the first free slot, PDF confirmations, CI and container images on every release (Python, Telegram Bot API, REST, Docker, GitHub Actions)</w:t>
+        <w:t>Created a bot used by about 35 people to poll the Lazio regional health service every five minutes: real-time notifications, filters, direct or automatic booking of the first free slot, PDF confirmations, CI and container images on every release (Python, Telegram Bot API, REST, Docker, GitHub Actions)</w:t>
       </w:r>
     </w:p>
     <w:p>
@@ -1243,7 +1281,7 @@
           <w:i w:val="0"/>
           <w:sz w:val="21"/>
         </w:rPr>
-        <w:t>Real-time fuel price bot for Italy with about 12 active users: favourite station, nearby and best-price search from a shared location, daily notifications, keyboard UI and admin panel (Python, Docker, Portainer, MIMIT/Osservaprezzi open data)</w:t>
+        <w:t>Developed a real-time fuel price bot for Italy with about 12 active users: favourite station, nearby and best-price search from a shared location, daily notifications, keyboard UI and admin panel (Python, Docker, Portainer, MIMIT/Osservaprezzi open data)</w:t>
       </w:r>
     </w:p>
     <w:p>
@@ -1286,7 +1324,7 @@
           <w:i w:val="0"/>
           <w:sz w:val="21"/>
         </w:rPr>
-        <w:t>Native macOS app extracting embedded files from Office documents: dependency-free ZIP, OLE2/Compound File and EMF parsers written from scratch, universal binary, automated DMG releases (Swift, SwiftUI, GitHub Actions)</w:t>
+        <w:t>Developed a native macOS app extracting embedded files from Office documents: dependency-free ZIP, OLE2/Compound File and EMF parsers written from scratch, universal binary, automated DMG releases (Swift, SwiftUI, GitHub Actions)</w:t>
       </w:r>
     </w:p>
     <w:p>
@@ -1329,7 +1367,7 @@
           <w:i w:val="0"/>
           <w:sz w:val="21"/>
         </w:rPr>
-        <w:t>Web Information Retrieval project ranking computer scientists by influence with PageRank and HITS over a Wikipedia/DBpedia graph, with category classification (Python, NetworkX, SPARQL/DBpedia, BeautifulSoup)</w:t>
+        <w:t>Ranked computer scientists by influence with PageRank and HITS over a Wikipedia/DBpedia graph, with category classification (Python, NetworkX, SPARQL/DBpedia, BeautifulSoup)</w:t>
       </w:r>
     </w:p>
     <w:p>
@@ -1372,7 +1410,7 @@
           <w:i w:val="0"/>
           <w:sz w:val="21"/>
         </w:rPr>
-        <w:t>MAXG30CFW – Ninebot Max G30 firmware builder (Python, reverse engineering) · telegram-ha-monitor – multi-server monitoring bot with leader election and RBAC · Esp32-Cam-PIR-Telegram – motion-triggered camera controlled via Telegram (C++) · Hoodie (iOS) and Terminal Watch Face (watchOS) in Swift · LightTextEditor (C) · ColliGO – queue-management Telegram bot for shops during COVID-19 (freelance, 2020)</w:t>
+        <w:t>MAXG30CFW – Ninebot Max G30 firmware builder (Python, reverse engineering) · telegram-ha-monitor – multi-server monitoring bot with leader election and RBAC · Esp32-Cam-PIR-Telegram – motion-triggered camera controlled via Telegram (C++) · Hoodie (iOS, Swift) · ColliGO – queue-management Telegram bot for shops during COVID-19 (freelance, 2020)</w:t>
       </w:r>
     </w:p>
     <w:p>
@@ -1474,7 +1512,30 @@
           <w:i w:val="0"/>
           <w:sz w:val="20"/>
         </w:rPr>
-        <w:t>Introducing Semantic Kernel: Building AI-Based Apps; Agile Software Development; DevSecOps; APIs and Web Services; Test Automation; Behavior-Driven Development; Project Management Foundations; Cybersecurity Threat Landscape; Data Engineering; Generative AI and Prompt Engineering</w:t>
+        <w:t>Security: Introduction to Cybersecurity Tools &amp; Cyber Attacks (IBM, Coursera, 2022); Cybersecurity Foundations, Cybersecurity Threat Landscape, Cloud Security Awareness, DevOps Foundations: DevSecOps (LinkedIn Learning, 2024)</w:t>
+      </w:r>
+      <w:r>
+        <w:rPr>
+          <w:rFonts w:ascii="Calibri" w:hAnsi="Calibri"/>
+          <w:b w:val="0"/>
+          <w:i w:val="0"/>
+          <w:sz w:val="20"/>
+        </w:rPr>
+        <w:t xml:space="preserve"> – </w:t>
+      </w:r>
+    </w:p>
+    <w:p>
+      <w:pPr>
+        <w:spacing w:before="0" w:after="20"/>
+      </w:pPr>
+      <w:r>
+        <w:rPr>
+          <w:rFonts w:ascii="Calibri" w:hAnsi="Calibri"/>
+          <w:b/>
+          <w:i w:val="0"/>
+          <w:sz w:val="20"/>
+        </w:rPr>
+        <w:t>Introducing Semantic Kernel: Building AI-Based Apps; Agile Software Development; APIs and Web Services; Test Automation; Behavior-Driven Development; Project Management Foundations; Data Engineering; Generative AI and Prompt Engineering</w:t>
       </w:r>
       <w:r>
         <w:rPr>
@@ -1543,7 +1604,7 @@
           <w:i w:val="0"/>
           <w:sz w:val="20"/>
         </w:rPr>
-        <w:t>Introduction to Cloud Computing; Introduction to Cybersecurity Tools &amp; Cyber Attacks; Introduction to Data Analytics</w:t>
+        <w:t>Introduction to Cloud Computing; Introduction to Data Analytics</w:t>
       </w:r>
       <w:r>
         <w:rPr>
@@ -1566,7 +1627,7 @@
           <w:i w:val="0"/>
           <w:sz w:val="20"/>
         </w:rPr>
-        <w:t>Crash Course on Python; Using Python to Interact with the Operating System (Google); Divide and Conquer, Sorting and Searching, and Randomized Algorithms (Stanford)</w:t>
+        <w:t>Crash Course on Python; Using Python to Interact with the Operating System</w:t>
       </w:r>
       <w:r>
         <w:rPr>
@@ -1575,7 +1636,7 @@
           <w:i w:val="0"/>
           <w:sz w:val="20"/>
         </w:rPr>
-        <w:t xml:space="preserve"> – Coursera</w:t>
+        <w:t xml:space="preserve"> – Google, Coursera</w:t>
       </w:r>
     </w:p>
     <w:p>

--- a/dist/Luca_Tomei_CV_EN.docx
+++ b/dist/Luca_Tomei_CV_EN.docx
@@ -772,7 +772,7 @@
           <w:i w:val="0"/>
           <w:sz w:val="21"/>
         </w:rPr>
-        <w:t>Software Developer Intern – OBDA Systems, Rome – UI/UX and new features on the web front end (React, REST)</w:t>
+        <w:t>Software Developer Intern – OBDA Systems, Rome (web front end: React, REST)</w:t>
       </w:r>
       <w:r>
         <w:rPr>

--- a/dist/Luca_Tomei_CV_EN.docx
+++ b/dist/Luca_Tomei_CV_EN.docx
@@ -44,7 +44,7 @@
           <w:color w:val="5B6470"/>
           <w:sz w:val="20"/>
         </w:rPr>
-        <w:t>Rome, Italy +39 350 561 3338 luca.tom1995@gmail.com</w:t>
+        <w:t>Location: Rome, Italy Phone: +39 350 561 3338 Email: luca.tom1995@gmail.com</w:t>
       </w:r>
     </w:p>
     <w:p>
@@ -59,7 +59,7 @@
           <w:color w:val="5B6470"/>
           <w:sz w:val="20"/>
         </w:rPr>
-        <w:t>lucasmac.xyz linkedin.com/in/tomeiluca github.com/LucaTomei</w:t>
+        <w:t>Website: lucasmac.xyz LinkedIn: linkedin.com/in/tomeiluca GitHub: github.com/LucaTomei</w:t>
       </w:r>
     </w:p>
     <w:p>
